--- a/docs/word/CodeGate_Panel_QA.docx
+++ b/docs/word/CodeGate_Panel_QA.docx
@@ -1163,8 +1163,8 @@
         </w:tblBorders>
       </w:tblPr>
       <w:tblGrid>
-        <w:gridCol w:w="3345"/>
-        <w:gridCol w:w="5681"/>
+        <w:gridCol w:w="3884"/>
+        <w:gridCol w:w="5142"/>
       </w:tblGrid>
       <w:tr>
         <w:trPr>
@@ -1172,7 +1172,7 @@
         </w:trPr>
         <w:tc>
           <w:tcPr>
-            <w:tcW w:type="dxa" w:w="3345"/>
+            <w:tcW w:type="dxa" w:w="3884"/>
             <w:tcBorders>
               <w:top w:val="single" w:color="C3CCD5" w:sz="4"/>
               <w:left w:val="single" w:color="C3CCD5" w:sz="4"/>
@@ -1205,7 +1205,7 @@
         </w:tc>
         <w:tc>
           <w:tcPr>
-            <w:tcW w:type="dxa" w:w="5681"/>
+            <w:tcW w:type="dxa" w:w="5142"/>
             <w:tcBorders>
               <w:top w:val="single" w:color="C3CCD5" w:sz="4"/>
               <w:left w:val="single" w:color="C3CCD5" w:sz="4"/>
@@ -1243,7 +1243,7 @@
         </w:trPr>
         <w:tc>
           <w:tcPr>
-            <w:tcW w:type="dxa" w:w="3345"/>
+            <w:tcW w:type="dxa" w:w="3884"/>
             <w:tcBorders>
               <w:top w:val="single" w:color="C3CCD5" w:sz="4"/>
               <w:left w:val="single" w:color="C3CCD5" w:sz="4"/>
@@ -1273,7 +1273,7 @@
         </w:tc>
         <w:tc>
           <w:tcPr>
-            <w:tcW w:type="dxa" w:w="5681"/>
+            <w:tcW w:type="dxa" w:w="5142"/>
             <w:tcBorders>
               <w:top w:val="single" w:color="C3CCD5" w:sz="4"/>
               <w:left w:val="single" w:color="C3CCD5" w:sz="4"/>
@@ -1308,7 +1308,7 @@
         </w:trPr>
         <w:tc>
           <w:tcPr>
-            <w:tcW w:type="dxa" w:w="3345"/>
+            <w:tcW w:type="dxa" w:w="3884"/>
             <w:tcBorders>
               <w:top w:val="single" w:color="C3CCD5" w:sz="4"/>
               <w:left w:val="single" w:color="C3CCD5" w:sz="4"/>
@@ -1338,7 +1338,7 @@
         </w:tc>
         <w:tc>
           <w:tcPr>
-            <w:tcW w:type="dxa" w:w="5681"/>
+            <w:tcW w:type="dxa" w:w="5142"/>
             <w:tcBorders>
               <w:top w:val="single" w:color="C3CCD5" w:sz="4"/>
               <w:left w:val="single" w:color="C3CCD5" w:sz="4"/>
@@ -1383,7 +1383,7 @@
         </w:trPr>
         <w:tc>
           <w:tcPr>
-            <w:tcW w:type="dxa" w:w="3345"/>
+            <w:tcW w:type="dxa" w:w="3884"/>
             <w:tcBorders>
               <w:top w:val="single" w:color="C3CCD5" w:sz="4"/>
               <w:left w:val="single" w:color="C3CCD5" w:sz="4"/>
@@ -1430,7 +1430,7 @@
         </w:tc>
         <w:tc>
           <w:tcPr>
-            <w:tcW w:type="dxa" w:w="5681"/>
+            <w:tcW w:type="dxa" w:w="5142"/>
             <w:tcBorders>
               <w:top w:val="single" w:color="C3CCD5" w:sz="4"/>
               <w:left w:val="single" w:color="C3CCD5" w:sz="4"/>
@@ -1456,7 +1456,7 @@
                 <w:sz w:val="19"/>
                 <w:szCs w:val="19"/>
               </w:rPr>
-              <w:t xml:space="preserve">0.7763 at α = 0.10, δ = 0.05</w:t>
+              <w:t xml:space="preserve">0.8276 at α = 0.10, δ = 0.05</w:t>
             </w:r>
             <w:r>
               <w:rPr>
@@ -1464,7 +1464,7 @@
                 <w:sz w:val="19"/>
                 <w:szCs w:val="19"/>
               </w:rPr>
-              <w:t xml:space="preserve">; 56.4% of calibration code auto-approved</w:t>
+              <w:t xml:space="preserve">, cluster-aware over 66 task groups; 48.9% of calibration code auto-approved</w:t>
             </w:r>
           </w:p>
         </w:tc>
@@ -1475,7 +1475,7 @@
         </w:trPr>
         <w:tc>
           <w:tcPr>
-            <w:tcW w:type="dxa" w:w="3345"/>
+            <w:tcW w:type="dxa" w:w="3884"/>
             <w:tcBorders>
               <w:top w:val="single" w:color="C3CCD5" w:sz="4"/>
               <w:left w:val="single" w:color="C3CCD5" w:sz="4"/>
@@ -1505,7 +1505,7 @@
         </w:tc>
         <w:tc>
           <w:tcPr>
-            <w:tcW w:type="dxa" w:w="5681"/>
+            <w:tcW w:type="dxa" w:w="5142"/>
             <w:tcBorders>
               <w:top w:val="single" w:color="C3CCD5" w:sz="4"/>
               <w:left w:val="single" w:color="C3CCD5" w:sz="4"/>
@@ -1529,7 +1529,7 @@
                 <w:sz w:val="19"/>
                 <w:szCs w:val="19"/>
               </w:rPr>
-              <w:t xml:space="preserve">0.8276 at α = 0.05 (48.9% coverage), via </w:t>
+              <w:t xml:space="preserve">0.9088 at α = 0.05 (29.2% coverage), via </w:t>
             </w:r>
             <w:r>
               <w:rPr>
@@ -1549,7 +1549,7 @@
         </w:trPr>
         <w:tc>
           <w:tcPr>
-            <w:tcW w:type="dxa" w:w="3345"/>
+            <w:tcW w:type="dxa" w:w="3884"/>
             <w:tcBorders>
               <w:top w:val="single" w:color="C3CCD5" w:sz="4"/>
               <w:left w:val="single" w:color="C3CCD5" w:sz="4"/>
@@ -1580,7 +1580,7 @@
         </w:tc>
         <w:tc>
           <w:tcPr>
-            <w:tcW w:type="dxa" w:w="5681"/>
+            <w:tcW w:type="dxa" w:w="5142"/>
             <w:tcBorders>
               <w:top w:val="single" w:color="C3CCD5" w:sz="4"/>
               <w:left w:val="single" w:color="C3CCD5" w:sz="4"/>
@@ -1604,7 +1604,7 @@
                 <w:sz w:val="19"/>
                 <w:szCs w:val="19"/>
               </w:rPr>
-              <w:t xml:space="preserve">206</w:t>
+              <w:t xml:space="preserve">206 samples in 66 task groups</w:t>
             </w:r>
           </w:p>
         </w:tc>
@@ -1615,7 +1615,7 @@
         </w:trPr>
         <w:tc>
           <w:tcPr>
-            <w:tcW w:type="dxa" w:w="3345"/>
+            <w:tcW w:type="dxa" w:w="3884"/>
             <w:tcBorders>
               <w:top w:val="single" w:color="C3CCD5" w:sz="4"/>
               <w:left w:val="single" w:color="C3CCD5" w:sz="4"/>
@@ -1639,13 +1639,13 @@
                 <w:sz w:val="19"/>
                 <w:szCs w:val="19"/>
               </w:rPr>
-              <w:t xml:space="preserve">Generator shift (calibrate on 3 models, test the 4th)</w:t>
+              <w:t xml:space="preserve">Held-out check</w:t>
             </w:r>
           </w:p>
         </w:tc>
         <w:tc>
           <w:tcPr>
-            <w:tcW w:type="dxa" w:w="5681"/>
+            <w:tcW w:type="dxa" w:w="5142"/>
             <w:tcBorders>
               <w:top w:val="single" w:color="C3CCD5" w:sz="4"/>
               <w:left w:val="single" w:color="C3CCD5" w:sz="4"/>
@@ -1669,7 +1669,7 @@
                 <w:sz w:val="19"/>
                 <w:szCs w:val="19"/>
               </w:rPr>
-              <w:t xml:space="preserve">held for all 4 (realized 2.2–4.5% vs α = 0.05)</w:t>
+              <w:t xml:space="preserve">6.8% per task group (8.4% per sample) of unseen vulnerable code auto-approved, against 10%; 95% cluster bootstrap 0.8–15.2%</w:t>
             </w:r>
           </w:p>
         </w:tc>
@@ -1680,7 +1680,7 @@
         </w:trPr>
         <w:tc>
           <w:tcPr>
-            <w:tcW w:type="dxa" w:w="3345"/>
+            <w:tcW w:type="dxa" w:w="3884"/>
             <w:tcBorders>
               <w:top w:val="single" w:color="C3CCD5" w:sz="4"/>
               <w:left w:val="single" w:color="C3CCD5" w:sz="4"/>
@@ -1704,13 +1704,13 @@
                 <w:sz w:val="19"/>
                 <w:szCs w:val="19"/>
               </w:rPr>
-              <w:t xml:space="preserve">Oracle accuracy (fixtures)</w:t>
+              <w:t xml:space="preserve">Generator shift (calibrate on 3 models, test the 4th on unseen data)</w:t>
             </w:r>
           </w:p>
         </w:tc>
         <w:tc>
           <w:tcPr>
-            <w:tcW w:type="dxa" w:w="5681"/>
+            <w:tcW w:type="dxa" w:w="5142"/>
             <w:tcBorders>
               <w:top w:val="single" w:color="C3CCD5" w:sz="4"/>
               <w:left w:val="single" w:color="C3CCD5" w:sz="4"/>
@@ -1734,7 +1734,7 @@
                 <w:sz w:val="19"/>
                 <w:szCs w:val="19"/>
               </w:rPr>
-              <w:t xml:space="preserve">6/6</w:t>
+              <w:t xml:space="preserve">3 of 4 within α = 0.10 (2.4%, 2.9%, 5.6%); codegemma 11.0% (10 of 91, P = 0.43)</w:t>
             </w:r>
           </w:p>
         </w:tc>
@@ -1745,7 +1745,7 @@
         </w:trPr>
         <w:tc>
           <w:tcPr>
-            <w:tcW w:type="dxa" w:w="3345"/>
+            <w:tcW w:type="dxa" w:w="3884"/>
             <w:tcBorders>
               <w:top w:val="single" w:color="C3CCD5" w:sz="4"/>
               <w:left w:val="single" w:color="C3CCD5" w:sz="4"/>
@@ -1769,13 +1769,13 @@
                 <w:sz w:val="19"/>
                 <w:szCs w:val="19"/>
               </w:rPr>
-              <w:t xml:space="preserve">Demo app, static + gate only</w:t>
+              <w:t xml:space="preserve">Oracle accuracy (fixtures)</w:t>
             </w:r>
           </w:p>
         </w:tc>
         <w:tc>
           <w:tcPr>
-            <w:tcW w:type="dxa" w:w="5681"/>
+            <w:tcW w:type="dxa" w:w="5142"/>
             <w:tcBorders>
               <w:top w:val="single" w:color="C3CCD5" w:sz="4"/>
               <w:left w:val="single" w:color="C3CCD5" w:sz="4"/>
@@ -1799,7 +1799,7 @@
                 <w:sz w:val="19"/>
                 <w:szCs w:val="19"/>
               </w:rPr>
-              <w:t xml:space="preserve">precision 0.33, recall 1.00</w:t>
+              <w:t xml:space="preserve">6/6</w:t>
             </w:r>
           </w:p>
         </w:tc>
@@ -1810,7 +1810,7 @@
         </w:trPr>
         <w:tc>
           <w:tcPr>
-            <w:tcW w:type="dxa" w:w="3345"/>
+            <w:tcW w:type="dxa" w:w="3884"/>
             <w:tcBorders>
               <w:top w:val="single" w:color="C3CCD5" w:sz="4"/>
               <w:left w:val="single" w:color="C3CCD5" w:sz="4"/>
@@ -1834,13 +1834,13 @@
                 <w:sz w:val="19"/>
                 <w:szCs w:val="19"/>
               </w:rPr>
-              <w:t xml:space="preserve">Demo app, with the verifier</w:t>
+              <w:t xml:space="preserve">Demo app, static + gate only</w:t>
             </w:r>
           </w:p>
         </w:tc>
         <w:tc>
           <w:tcPr>
-            <w:tcW w:type="dxa" w:w="5681"/>
+            <w:tcW w:type="dxa" w:w="5142"/>
             <w:tcBorders>
               <w:top w:val="single" w:color="C3CCD5" w:sz="4"/>
               <w:left w:val="single" w:color="C3CCD5" w:sz="4"/>
@@ -1864,6 +1864,71 @@
                 <w:sz w:val="19"/>
                 <w:szCs w:val="19"/>
               </w:rPr>
+              <w:t xml:space="preserve">precision 0.25, recall 1.00</w:t>
+            </w:r>
+          </w:p>
+        </w:tc>
+      </w:tr>
+      <w:tr>
+        <w:trPr>
+          <w:tblHeader w:val="off"/>
+        </w:trPr>
+        <w:tc>
+          <w:tcPr>
+            <w:tcW w:type="dxa" w:w="3884"/>
+            <w:tcBorders>
+              <w:top w:val="single" w:color="C3CCD5" w:sz="4"/>
+              <w:left w:val="single" w:color="C3CCD5" w:sz="4"/>
+              <w:bottom w:val="single" w:color="C3CCD5" w:sz="4"/>
+              <w:right w:val="single" w:color="C3CCD5" w:sz="4"/>
+            </w:tcBorders>
+            <w:tcMar>
+              <w:top w:type="dxa" w:w="60"/>
+              <w:left w:type="dxa" w:w="100"/>
+              <w:bottom w:type="dxa" w:w="60"/>
+              <w:right w:type="dxa" w:w="100"/>
+            </w:tcMar>
+          </w:tcPr>
+          <w:p>
+            <w:pPr>
+              <w:spacing w:after="0" w:line="264"/>
+            </w:pPr>
+            <w:r>
+              <w:rPr>
+                <w:rFonts w:ascii="Calibri" w:cs="Calibri" w:eastAsia="Calibri" w:hAnsi="Calibri"/>
+                <w:sz w:val="19"/>
+                <w:szCs w:val="19"/>
+              </w:rPr>
+              <w:t xml:space="preserve">Demo app, with the verifier</w:t>
+            </w:r>
+          </w:p>
+        </w:tc>
+        <w:tc>
+          <w:tcPr>
+            <w:tcW w:type="dxa" w:w="5142"/>
+            <w:tcBorders>
+              <w:top w:val="single" w:color="C3CCD5" w:sz="4"/>
+              <w:left w:val="single" w:color="C3CCD5" w:sz="4"/>
+              <w:bottom w:val="single" w:color="C3CCD5" w:sz="4"/>
+              <w:right w:val="single" w:color="C3CCD5" w:sz="4"/>
+            </w:tcBorders>
+            <w:tcMar>
+              <w:top w:type="dxa" w:w="60"/>
+              <w:left w:type="dxa" w:w="100"/>
+              <w:bottom w:type="dxa" w:w="60"/>
+              <w:right w:type="dxa" w:w="100"/>
+            </w:tcMar>
+          </w:tcPr>
+          <w:p>
+            <w:pPr>
+              <w:spacing w:after="0" w:line="264"/>
+            </w:pPr>
+            <w:r>
+              <w:rPr>
+                <w:rFonts w:ascii="Calibri" w:cs="Calibri" w:eastAsia="Calibri" w:hAnsi="Calibri"/>
+                <w:sz w:val="19"/>
+                <w:szCs w:val="19"/>
+              </w:rPr>
               <w:t xml:space="preserve">not yet re-measured on this model (simulated model: 1.00 / 1.00)</w:t>
             </w:r>
           </w:p>
@@ -3948,7 +4013,7 @@
         <w:rPr>
           <w:rFonts w:ascii="Calibri" w:cs="Calibri" w:eastAsia="Calibri" w:hAnsi="Calibri"/>
         </w:rPr>
-        <w:t xml:space="preserve">What's the main weakness right now?</w:t>
+        <w:t xml:space="preserve">What was the last big weakness, and how was it fixed?</w:t>
       </w:r>
     </w:p>
     <w:p>
@@ -3961,28 +4026,67 @@
           <w:b/>
           <w:bCs/>
         </w:rPr>
-        <w:t xml:space="preserve">The certificate treats correlated samples as independent.</w:t>
-      </w:r>
-      <w:r>
-        <w:rPr>
-          <w:rFonts w:ascii="Calibri" w:cs="Calibri" w:eastAsia="Calibri" w:hAnsi="Calibri"/>
-        </w:rPr>
-        <w:t xml:space="preserve"> The 206 vulnerable calibration samples come from only 67 prompts, because four models answered each prompt. LTT's binomial test assumes independent draws, so the effective evidence is smaller than 206 and the certificate is somewhat optimistic. On the held-out test split, the share of vulnerable code auto-approved was 8.4% at α = 0.05 and 13.1% at α = 0.10. Neither is significant on its own (P = 0.088 and 0.18), but both point the same way, and most misses cluster in two credential tasks. That is why the shipped operating point is α = 0.10, not 0.05, and why a cluster-aware certificate is the next piece of work (branch </w:t>
-      </w:r>
-      <w:r>
-        <w:rPr>
-          <w:rFonts w:ascii="Consolas" w:cs="Consolas" w:eastAsia="Consolas" w:hAnsi="Consolas"/>
-          <w:color w:val="8A1F11"/>
-          <w:sz w:val="19"/>
-          <w:szCs w:val="19"/>
-        </w:rPr>
-        <w:t xml:space="preserve">feat/cluster-aware-certificate</w:t>
-      </w:r>
-      <w:r>
-        <w:rPr>
-          <w:rFonts w:ascii="Calibri" w:cs="Calibri" w:eastAsia="Calibri" w:hAnsi="Calibri"/>
-        </w:rPr>
-        <w:t xml:space="preserve">).</w:t>
+        <w:t xml:space="preserve">The standard certificate treated correlated samples as independent.</w:t>
+      </w:r>
+      <w:r>
+        <w:rPr>
+          <w:rFonts w:ascii="Calibri" w:cs="Calibri" w:eastAsia="Calibri" w:hAnsi="Calibri"/>
+        </w:rPr>
+        <w:t xml:space="preserve"> The 206 vulnerable calibration samples come from only 66 task groups, because four models answered each task, and their scores correlate within a group (0.57, worth about 94 independent samples). On held-out data the standard test's α = 0.10 threshold auto-approved 13.1% of vulnerable code. CodeGate's certificate is </w:t>
+      </w:r>
+      <w:r>
+        <w:rPr>
+          <w:rFonts w:ascii="Calibri" w:cs="Calibri" w:eastAsia="Calibri" w:hAnsi="Calibri"/>
+          <w:b/>
+          <w:bCs/>
+        </w:rPr>
+        <w:t xml:space="preserve">cluster-aware</w:t>
+      </w:r>
+      <w:r>
+        <w:rPr>
+          <w:rFonts w:ascii="Calibri" w:cs="Calibri" w:eastAsia="Calibri" w:hAnsi="Calibri"/>
+        </w:rPr>
+        <w:t xml:space="preserve">. Several models answer each task, so samples from one task group are correlated (measured intra-group correlation 0.57 on the shipped corpus). The standard test treats every sample as independent and becomes optimistic. In simulation it certified thresholds that really missed more than α in 8.5–12% of runs, against the 5% allowed. So CodeGate counts each task group once. A group's loss is the fraction of its vulnerable samples above </w:t>
+      </w:r>
+      <w:r>
+        <w:rPr>
+          <w:rFonts w:ascii="Consolas" w:cs="Consolas" w:eastAsia="Consolas" w:hAnsi="Consolas"/>
+          <w:color w:val="8A1F11"/>
+          <w:sz w:val="19"/>
+          <w:szCs w:val="19"/>
+        </w:rPr>
+        <w:t xml:space="preserve">t</w:t>
+      </w:r>
+      <w:r>
+        <w:rPr>
+          <w:rFonts w:ascii="Calibri" w:cs="Calibri" w:eastAsia="Calibri" w:hAnsi="Calibri"/>
+        </w:rPr>
+        <w:t xml:space="preserve">, the risk is the mean over groups, and each threshold is tested with the Hoeffding–Bentkus p-value for bounded losses (the one the LTT paper uses). That needs only </w:t>
+      </w:r>
+      <w:r>
+        <w:rPr>
+          <w:rFonts w:ascii="Calibri" w:cs="Calibri" w:eastAsia="Calibri" w:hAnsi="Calibri"/>
+          <w:i/>
+          <w:iCs/>
+        </w:rPr>
+        <w:t xml:space="preserve">task groups</w:t>
+      </w:r>
+      <w:r>
+        <w:rPr>
+          <w:rFonts w:ascii="Calibri" w:cs="Calibri" w:eastAsia="Calibri" w:hAnsi="Calibri"/>
+        </w:rPr>
+        <w:t xml:space="preserve"> to be exchangeable, which kept its promise in every simulated setting. At α = 0.10 it gives t̂ = 0.8276, auto-approving 49% of code instead of 56%, and on held-out data it auto-approves 6.8% of vulnerable code per task (8.4% per sample), within target. Fixing the generator-shift experiment the same day (it had been calibrating on training data) leaves 3 of 4 models within 10% and codegemma at 11.0%, which is within noise.</w:t>
+      </w:r>
+    </w:p>
+    <w:p>
+      <w:pPr>
+        <w:pStyle w:val="Heading3"/>
+      </w:pPr>
+      <w:r>
+        <w:rPr>
+          <w:rFonts w:ascii="Calibri" w:cs="Calibri" w:eastAsia="Calibri" w:hAnsi="Calibri"/>
+        </w:rPr>
+        <w:t xml:space="preserve">What's the main weakness right now?</w:t>
       </w:r>
     </w:p>
     <w:p>
@@ -3992,8 +4096,16 @@
       <w:r>
         <w:rPr>
           <w:rFonts w:ascii="Calibri" w:cs="Calibri" w:eastAsia="Calibri" w:hAnsi="Calibri"/>
-        </w:rPr>
-        <w:t xml:space="preserve">Two smaller ones:</w:t>
+          <w:b/>
+          <w:bCs/>
+        </w:rPr>
+        <w:t xml:space="preserve">Coverage.</w:t>
+      </w:r>
+      <w:r>
+        <w:rPr>
+          <w:rFonts w:ascii="Calibri" w:cs="Calibri" w:eastAsia="Calibri" w:hAnsi="Calibri"/>
+        </w:rPr>
+        <w:t xml:space="preserve"> The honest certificate is stricter: α = 0.05 certifies only 29% coverage. The task is the unit of evidence, so the way to buy coverage is more tasks, not more samples per task. Two smaller ones:</w:t>
       </w:r>
     </w:p>
     <w:p>
@@ -4106,13 +4218,13 @@
           <w:i/>
           <w:iCs/>
         </w:rPr>
-        <w:t xml:space="preserve">prompts</w:t>
-      </w:r>
-      <w:r>
-        <w:rPr>
-          <w:rFonts w:ascii="Calibri" w:cs="Calibri" w:eastAsia="Calibri" w:hAnsi="Calibri"/>
-        </w:rPr>
-        <w:t xml:space="preserve">, not more samples per prompt.</w:t>
+        <w:t xml:space="preserve">tasks</w:t>
+      </w:r>
+      <w:r>
+        <w:rPr>
+          <w:rFonts w:ascii="Calibri" w:cs="Calibri" w:eastAsia="Calibri" w:hAnsi="Calibri"/>
+        </w:rPr>
+        <w:t xml:space="preserve">, not more samples per task, since the certificate counts each task once.</w:t>
       </w:r>
     </w:p>
     <w:p>
@@ -4580,7 +4692,21 @@
         <w:rPr>
           <w:rFonts w:ascii="Calibri" w:cs="Calibri" w:eastAsia="Calibri" w:hAnsi="Calibri"/>
         </w:rPr>
-        <w:t xml:space="preserve"> real training data existed (Bates et al., J. ACM 2021 — see below). The one thing it does assume is that calibration samples are exchangeable draws. Correlated samples weaken it, which is the open issue in Part 2.</w:t>
+        <w:t xml:space="preserve"> real training data existed (Bates et al., J. ACM 2021 — see below). The one thing it does assume is exchangeability. CodeGate applies that to </w:t>
+      </w:r>
+      <w:r>
+        <w:rPr>
+          <w:rFonts w:ascii="Calibri" w:cs="Calibri" w:eastAsia="Calibri" w:hAnsi="Calibri"/>
+          <w:i/>
+          <w:iCs/>
+        </w:rPr>
+        <w:t xml:space="preserve">task groups</w:t>
+      </w:r>
+      <w:r>
+        <w:rPr>
+          <w:rFonts w:ascii="Calibri" w:cs="Calibri" w:eastAsia="Calibri" w:hAnsi="Calibri"/>
+        </w:rPr>
+        <w:t xml:space="preserve">, not samples, because samples within a task are correlated (Part 2).</w:t>
       </w:r>
     </w:p>
     <w:p>

--- a/docs/word/CodeGate_Panel_QA.docx
+++ b/docs/word/CodeGate_Panel_QA.docx
@@ -72,7 +72,7 @@
           <w:sz w:val="20"/>
           <w:szCs w:val="20"/>
         </w:rPr>
-        <w:t xml:space="preserve">Generated 2026-10-04 from the project repository</w:t>
+        <w:t xml:space="preserve">Generated 2026-10-05 from the project repository</w:t>
       </w:r>
     </w:p>
     <w:p>
@@ -804,7 +804,7 @@
         <w:rPr>
           <w:rFonts w:ascii="Calibri" w:cs="Calibri" w:eastAsia="Calibri" w:hAnsi="Calibri"/>
         </w:rPr>
-        <w:t xml:space="preserve"> of those that all four models answered (510 prompts × 4, see below): 1,904 labelled after 136 abstentions, </w:t>
+        <w:t xml:space="preserve"> of those that all four models answered (510 prompts × 4, see below): 1,905 labelled after 135 abstentions, </w:t>
       </w:r>
       <w:r>
         <w:rPr>
@@ -1297,7 +1297,7 @@
                 <w:sz w:val="19"/>
                 <w:szCs w:val="19"/>
               </w:rPr>
-              <w:t xml:space="preserve">2,040 samples (510 prompts × 4 models); 6.7% abstained; 26.9% of decided samples vulnerable</w:t>
+              <w:t xml:space="preserve">2,040 samples (510 prompts × 4 models); 6.6% abstained; 26.8% of decided samples vulnerable</w:t>
             </w:r>
           </w:p>
         </w:tc>
@@ -1364,7 +1364,7 @@
                 <w:sz w:val="19"/>
                 <w:szCs w:val="19"/>
               </w:rPr>
-              <w:t xml:space="preserve">0.891</w:t>
+              <w:t xml:space="preserve">0.889</w:t>
             </w:r>
             <w:r>
               <w:rPr>
@@ -1372,7 +1372,7 @@
                 <w:sz w:val="19"/>
                 <w:szCs w:val="19"/>
               </w:rPr>
-              <w:t xml:space="preserve"> (0.926 including its own training data)</w:t>
+              <w:t xml:space="preserve"> (0.925 including its own training data)</w:t>
             </w:r>
           </w:p>
         </w:tc>
@@ -1456,7 +1456,7 @@
                 <w:sz w:val="19"/>
                 <w:szCs w:val="19"/>
               </w:rPr>
-              <w:t xml:space="preserve">0.8276 at α = 0.10, δ = 0.05</w:t>
+              <w:t xml:space="preserve">0.8259 at α = 0.10, δ = 0.05</w:t>
             </w:r>
             <w:r>
               <w:rPr>
@@ -1464,7 +1464,7 @@
                 <w:sz w:val="19"/>
                 <w:szCs w:val="19"/>
               </w:rPr>
-              <w:t xml:space="preserve">, cluster-aware over 66 task groups; 48.9% of calibration code auto-approved</w:t>
+              <w:t xml:space="preserve">, cluster-aware over 66 task groups; 48.8% of calibration code auto-approved</w:t>
             </w:r>
           </w:p>
         </w:tc>
@@ -1529,7 +1529,7 @@
                 <w:sz w:val="19"/>
                 <w:szCs w:val="19"/>
               </w:rPr>
-              <w:t xml:space="preserve">0.9088 at α = 0.05 (29.2% coverage), via </w:t>
+              <w:t xml:space="preserve">0.9091 at α = 0.05 (29.2% coverage), via </w:t>
             </w:r>
             <w:r>
               <w:rPr>
@@ -1669,7 +1669,7 @@
                 <w:sz w:val="19"/>
                 <w:szCs w:val="19"/>
               </w:rPr>
-              <w:t xml:space="preserve">6.8% per task group (8.4% per sample) of unseen vulnerable code auto-approved, against 10%; 95% cluster bootstrap 0.8–15.2%</w:t>
+              <w:t xml:space="preserve">7.6% per task group (9.3% per sample) of unseen vulnerable code auto-approved, against 10%; 95% cluster bootstrap 0.8–16.7%</w:t>
             </w:r>
           </w:p>
         </w:tc>
@@ -1734,7 +1734,7 @@
                 <w:sz w:val="19"/>
                 <w:szCs w:val="19"/>
               </w:rPr>
-              <w:t xml:space="preserve">3 of 4 within α = 0.10 (2.4%, 2.9%, 5.6%); codegemma 11.0% (10 of 91, P = 0.43)</w:t>
+              <w:t xml:space="preserve">3 of 4 within α = 0.10 (2.9%, 3.7%, 7.0%); codegemma 11.0% (10 of 91, P = 0.43)</w:t>
             </w:r>
           </w:p>
         </w:tc>
@@ -1864,7 +1864,7 @@
                 <w:sz w:val="19"/>
                 <w:szCs w:val="19"/>
               </w:rPr>
-              <w:t xml:space="preserve">precision 0.25, recall 1.00</w:t>
+              <w:t xml:space="preserve">precision 0.27, recall 1.00</w:t>
             </w:r>
           </w:p>
         </w:tc>
@@ -4075,7 +4075,7 @@
         <w:rPr>
           <w:rFonts w:ascii="Calibri" w:cs="Calibri" w:eastAsia="Calibri" w:hAnsi="Calibri"/>
         </w:rPr>
-        <w:t xml:space="preserve"> to be exchangeable, which kept its promise in every simulated setting. At α = 0.10 it gives t̂ = 0.8276, auto-approving 49% of code instead of 56%, and on held-out data it auto-approves 6.8% of vulnerable code per task (8.4% per sample), within target. Fixing the generator-shift experiment the same day (it had been calibrating on training data) leaves 3 of 4 models within 10% and codegemma at 11.0%, which is within noise.</w:t>
+        <w:t xml:space="preserve"> to be exchangeable, which kept its promise in every simulated setting. At α = 0.10 it gives t̂ = 0.8259, auto-approving 49% of code instead of 56%, and on held-out data it auto-approves 7.6% of vulnerable code per task (9.3% per sample), within target. Fixing the generator-shift experiment the same day (it had been calibrating on training data) leaves 3 of 4 models within 10% and codegemma at 11.0%, which is within noise.</w:t>
       </w:r>
     </w:p>
     <w:p>
@@ -4406,7 +4406,7 @@
         <w:rPr>
           <w:rFonts w:ascii="Calibri" w:cs="Calibri" w:eastAsia="Calibri" w:hAnsi="Calibri"/>
         </w:rPr>
-        <w:t xml:space="preserve"> — at most 1 in 10 vulnerable functions slips through auto-approval undetected (1 in 20 with </w:t>
+        <w:t xml:space="preserve"> — averaged over coding tasks, at most 1 in 10 vulnerable functions slips through auto-approval undetected (1 in 20 with </w:t>
       </w:r>
       <w:r>
         <w:rPr>
@@ -4421,7 +4421,7 @@
         <w:rPr>
           <w:rFonts w:ascii="Calibri" w:cs="Calibri" w:eastAsia="Calibri" w:hAnsi="Calibri"/>
         </w:rPr>
-        <w:t xml:space="preserve">).</w:t>
+        <w:t xml:space="preserve">). Averaged over tasks because the cluster-aware test counts each task once.</w:t>
       </w:r>
     </w:p>
     <w:p>

--- a/docs/word/CodeGate_Panel_QA.docx
+++ b/docs/word/CodeGate_Panel_QA.docx
@@ -708,7 +708,6 @@
         <w:rPr>
           <w:rFonts w:ascii="Calibri" w:cs="Calibri" w:eastAsia="Calibri" w:hAnsi="Calibri"/>
           <w:b/>
-          <w:bCs/>
         </w:rPr>
         <w:t xml:space="preserve">The exact arithmetic</w:t>
       </w:r>
@@ -782,7 +781,6 @@
         <w:rPr>
           <w:rFonts w:ascii="Calibri" w:cs="Calibri" w:eastAsia="Calibri" w:hAnsi="Calibri"/>
           <w:b/>
-          <w:bCs/>
         </w:rPr>
         <w:t xml:space="preserve">540 prompts</w:t>
       </w:r>
@@ -796,7 +794,6 @@
         <w:rPr>
           <w:rFonts w:ascii="Calibri" w:cs="Calibri" w:eastAsia="Calibri" w:hAnsi="Calibri"/>
           <w:b/>
-          <w:bCs/>
         </w:rPr>
         <w:t xml:space="preserve">2,040</w:t>
       </w:r>
@@ -804,15 +801,14 @@
         <w:rPr>
           <w:rFonts w:ascii="Calibri" w:cs="Calibri" w:eastAsia="Calibri" w:hAnsi="Calibri"/>
         </w:rPr>
-        <w:t xml:space="preserve"> of those that all four models answered (510 prompts × 4, see below): 1,905 labelled after 135 abstentions, </w:t>
+        <w:t xml:space="preserve"> of those that all four models answered (510 prompts × 4, see below): 1,926 labelled after 114 abstentions, </w:t>
       </w:r>
       <w:r>
         <w:rPr>
           <w:rFonts w:ascii="Calibri" w:cs="Calibri" w:eastAsia="Calibri" w:hAnsi="Calibri"/>
           <w:b/>
-          <w:bCs/>
-        </w:rPr>
-        <w:t xml:space="preserve">206 vulnerable calibration samples</w:t>
+        </w:rPr>
+        <w:t xml:space="preserve">218 vulnerable calibration samples</w:t>
       </w:r>
       <w:r>
         <w:rPr>
@@ -827,7 +823,7 @@
           <w:sz w:val="19"/>
           <w:szCs w:val="19"/>
         </w:rPr>
-        <w:t xml:space="preserve">n_vuln_calib: 206</w:t>
+        <w:t xml:space="preserve">n_vuln_calib: 218</w:t>
       </w:r>
       <w:r>
         <w:rPr>
@@ -1297,7 +1293,7 @@
                 <w:sz w:val="19"/>
                 <w:szCs w:val="19"/>
               </w:rPr>
-              <w:t xml:space="preserve">2,040 samples (510 prompts × 4 models); 6.6% abstained; 26.8% of decided samples vulnerable</w:t>
+              <w:t xml:space="preserve">2,040 samples (510 prompts × 4 models); 5.6% abstained; 28.3% of decided samples vulnerable; labels audited sample by sample (2026-10-05)</w:t>
             </w:r>
           </w:p>
         </w:tc>
@@ -1359,12 +1355,11 @@
             <w:r>
               <w:rPr>
                 <w:rFonts w:ascii="Calibri" w:cs="Calibri" w:eastAsia="Calibri" w:hAnsi="Calibri"/>
-                <w:b/>
-                <w:bCs/>
                 <w:sz w:val="19"/>
                 <w:szCs w:val="19"/>
-              </w:rPr>
-              <w:t xml:space="preserve">0.889</w:t>
+                <w:b/>
+              </w:rPr>
+              <w:t xml:space="preserve">0.903</w:t>
             </w:r>
             <w:r>
               <w:rPr>
@@ -1372,7 +1367,7 @@
                 <w:sz w:val="19"/>
                 <w:szCs w:val="19"/>
               </w:rPr>
-              <w:t xml:space="preserve"> (0.925 including its own training data)</w:t>
+              <w:t xml:space="preserve"> (0.935 including its own training data)</w:t>
             </w:r>
           </w:p>
         </w:tc>
@@ -1413,8 +1408,8 @@
               <w:rPr>
                 <w:rFonts w:ascii="Consolas" w:cs="Consolas" w:eastAsia="Consolas" w:hAnsi="Consolas"/>
                 <w:color w:val="8A1F11"/>
-                <w:sz w:val="17"/>
-                <w:szCs w:val="17"/>
+                <w:sz w:val="19"/>
+                <w:szCs w:val="19"/>
               </w:rPr>
               <w:t xml:space="preserve">t_hat</w:t>
             </w:r>
@@ -1451,12 +1446,11 @@
             <w:r>
               <w:rPr>
                 <w:rFonts w:ascii="Calibri" w:cs="Calibri" w:eastAsia="Calibri" w:hAnsi="Calibri"/>
-                <w:b/>
-                <w:bCs/>
                 <w:sz w:val="19"/>
                 <w:szCs w:val="19"/>
-              </w:rPr>
-              <w:t xml:space="preserve">0.8259 at α = 0.10, δ = 0.05</w:t>
+                <w:b/>
+              </w:rPr>
+              <w:t xml:space="preserve">0.8023 at α = 0.10, δ = 0.05</w:t>
             </w:r>
             <w:r>
               <w:rPr>
@@ -1464,7 +1458,7 @@
                 <w:sz w:val="19"/>
                 <w:szCs w:val="19"/>
               </w:rPr>
-              <w:t xml:space="preserve">, cluster-aware over 66 task groups; 48.8% of calibration code auto-approved</w:t>
+              <w:t xml:space="preserve">, cluster-aware over 66 task groups; 50.0% of calibration code auto-approved</w:t>
             </w:r>
           </w:p>
         </w:tc>
@@ -1529,14 +1523,14 @@
                 <w:sz w:val="19"/>
                 <w:szCs w:val="19"/>
               </w:rPr>
-              <w:t xml:space="preserve">0.9091 at α = 0.05 (29.2% coverage), via </w:t>
+              <w:t xml:space="preserve">0.8916 at α = 0.05 (31.5% coverage), via </w:t>
             </w:r>
             <w:r>
               <w:rPr>
                 <w:rFonts w:ascii="Consolas" w:cs="Consolas" w:eastAsia="Consolas" w:hAnsi="Consolas"/>
                 <w:color w:val="8A1F11"/>
-                <w:sz w:val="17"/>
-                <w:szCs w:val="17"/>
+                <w:sz w:val="19"/>
+                <w:szCs w:val="19"/>
               </w:rPr>
               <w:t xml:space="preserve">codegate scan --alpha 0.05</w:t>
             </w:r>
@@ -1571,8 +1565,8 @@
               <w:rPr>
                 <w:rFonts w:ascii="Consolas" w:cs="Consolas" w:eastAsia="Consolas" w:hAnsi="Consolas"/>
                 <w:color w:val="8A1F11"/>
-                <w:sz w:val="17"/>
-                <w:szCs w:val="17"/>
+                <w:sz w:val="19"/>
+                <w:szCs w:val="19"/>
               </w:rPr>
               <w:t xml:space="preserve">n_vuln_calib</w:t>
             </w:r>
@@ -1604,7 +1598,7 @@
                 <w:sz w:val="19"/>
                 <w:szCs w:val="19"/>
               </w:rPr>
-              <w:t xml:space="preserve">206 samples in 66 task groups</w:t>
+              <w:t xml:space="preserve">218 samples in 66 task groups</w:t>
             </w:r>
           </w:p>
         </w:tc>
@@ -1669,7 +1663,7 @@
                 <w:sz w:val="19"/>
                 <w:szCs w:val="19"/>
               </w:rPr>
-              <w:t xml:space="preserve">7.6% per task group (9.3% per sample) of unseen vulnerable code auto-approved, against 10%; 95% cluster bootstrap 0.8–16.7%</w:t>
+              <w:t xml:space="preserve">9.3% per task group of unseen vulnerable code auto-approved, against the 10% bound; 95% cluster bootstrap 1.8–19.2%; 10.7% pooled per sample (12 of 112)</w:t>
             </w:r>
           </w:p>
         </w:tc>
@@ -1734,7 +1728,7 @@
                 <w:sz w:val="19"/>
                 <w:szCs w:val="19"/>
               </w:rPr>
-              <w:t xml:space="preserve">3 of 4 within α = 0.10 (2.9%, 3.7%, 7.0%); codegemma 11.0% (10 of 91, P = 0.43)</w:t>
+              <w:t xml:space="preserve">3 of 4 within α = 0.10 (4.2%, 3.5%, 6.4%); codegemma 10.5% (10 of 95, P = 0.48)</w:t>
             </w:r>
           </w:p>
         </w:tc>
@@ -4024,7 +4018,6 @@
         <w:rPr>
           <w:rFonts w:ascii="Calibri" w:cs="Calibri" w:eastAsia="Calibri" w:hAnsi="Calibri"/>
           <w:b/>
-          <w:bCs/>
         </w:rPr>
         <w:t xml:space="preserve">The standard certificate treated correlated samples as independent.</w:t>
       </w:r>
@@ -4032,13 +4025,12 @@
         <w:rPr>
           <w:rFonts w:ascii="Calibri" w:cs="Calibri" w:eastAsia="Calibri" w:hAnsi="Calibri"/>
         </w:rPr>
-        <w:t xml:space="preserve"> The 206 vulnerable calibration samples come from only 66 task groups, because four models answered each task, and their scores correlate within a group (0.57, worth about 94 independent samples). On held-out data the standard test's α = 0.10 threshold auto-approved 13.1% of vulnerable code. CodeGate's certificate is </w:t>
+        <w:t xml:space="preserve"> The 218 vulnerable calibration samples come from only 66 task groups, because four models answered each task, and their scores correlate within a group (0.66, worth about 87 independent samples). On held-out data the standard test's α = 0.10 threshold auto-approved 13.4% of vulnerable code. CodeGate's certificate is </w:t>
       </w:r>
       <w:r>
         <w:rPr>
           <w:rFonts w:ascii="Calibri" w:cs="Calibri" w:eastAsia="Calibri" w:hAnsi="Calibri"/>
           <w:b/>
-          <w:bCs/>
         </w:rPr>
         <w:t xml:space="preserve">cluster-aware</w:t>
       </w:r>
@@ -4046,7 +4038,7 @@
         <w:rPr>
           <w:rFonts w:ascii="Calibri" w:cs="Calibri" w:eastAsia="Calibri" w:hAnsi="Calibri"/>
         </w:rPr>
-        <w:t xml:space="preserve">. Several models answer each task, so samples from one task group are correlated (measured intra-group correlation 0.57 on the shipped corpus). The standard test treats every sample as independent and becomes optimistic. In simulation it certified thresholds that really missed more than α in 8.5–12% of runs, against the 5% allowed. So CodeGate counts each task group once. A group's loss is the fraction of its vulnerable samples above </w:t>
+        <w:t xml:space="preserve">. Several models answer each task, so samples from one task group are correlated (measured intra-group correlation 0.66 on the shipped corpus). The standard test treats every sample as independent and becomes optimistic. In simulation it certified thresholds that really missed more than α in 7–18% of runs, against the 5% allowed. So CodeGate counts each task group once. A group's loss is the fraction of its vulnerable samples above </w:t>
       </w:r>
       <w:r>
         <w:rPr>
@@ -4067,7 +4059,6 @@
         <w:rPr>
           <w:rFonts w:ascii="Calibri" w:cs="Calibri" w:eastAsia="Calibri" w:hAnsi="Calibri"/>
           <w:i/>
-          <w:iCs/>
         </w:rPr>
         <w:t xml:space="preserve">task groups</w:t>
       </w:r>
@@ -4075,7 +4066,7 @@
         <w:rPr>
           <w:rFonts w:ascii="Calibri" w:cs="Calibri" w:eastAsia="Calibri" w:hAnsi="Calibri"/>
         </w:rPr>
-        <w:t xml:space="preserve"> to be exchangeable, which kept its promise in every simulated setting. At α = 0.10 it gives t̂ = 0.8259, auto-approving 49% of code instead of 56%, and on held-out data it auto-approves 7.6% of vulnerable code per task (9.3% per sample), within target. Fixing the generator-shift experiment the same day (it had been calibrating on training data) leaves 3 of 4 models within 10% and codegemma at 11.0%, which is within noise.</w:t>
+        <w:t xml:space="preserve"> to be exchangeable, which kept its promise in every simulated setting. At α = 0.10 it gives t̂ = 0.8023, auto-approving 50% of code instead of 58%, and on held-out data it auto-approves 9.3% of vulnerable code per task, within target. Fixing the generator-shift experiment the same day (it had been calibrating on training data) leaves 3 of 4 models within 10% and codegemma at 10.5%, which is within noise.</w:t>
       </w:r>
     </w:p>
     <w:p>
@@ -4086,6 +4077,78 @@
         <w:rPr>
           <w:rFonts w:ascii="Calibri" w:cs="Calibri" w:eastAsia="Calibri" w:hAnsi="Calibri"/>
         </w:rPr>
+        <w:t xml:space="preserve">Were the labels checked, or do you just trust the oracles?</w:t>
+      </w:r>
+    </w:p>
+    <w:p>
+      <w:pPr>
+        <w:spacing w:after="140" w:line="288"/>
+      </w:pPr>
+      <w:r>
+        <w:rPr>
+          <w:rFonts w:ascii="Calibri" w:cs="Calibri" w:eastAsia="Calibri" w:hAnsi="Calibri"/>
+          <w:b/>
+        </w:rPr>
+        <w:t xml:space="preserve">Checked, by hand, and corrected.</w:t>
+      </w:r>
+      <w:r>
+        <w:rPr>
+          <w:rFonts w:ascii="Calibri" w:cs="Calibri" w:eastAsia="Calibri" w:hAnsi="Calibri"/>
+        </w:rPr>
+        <w:t xml:space="preserve"> On 2026-10-05 every suspicious label was read: all 76 SQL-injection SAFE labels on vulnerable prompts, every command-injection and credentials label that looked wrong, and all 135 abstentions. Every SQL label was right. The command-injection oracle had been judging injection by whatever shell the labelling machine had (Windows </w:t>
+      </w:r>
+      <w:r>
+        <w:rPr>
+          <w:rFonts w:ascii="Consolas" w:cs="Consolas" w:eastAsia="Consolas" w:hAnsi="Consolas"/>
+          <w:color w:val="8A1F11"/>
+          <w:sz w:val="19"/>
+          <w:szCs w:val="19"/>
+        </w:rPr>
+        <w:t xml:space="preserve">cmd.exe</w:t>
+      </w:r>
+      <w:r>
+        <w:rPr>
+          <w:rFonts w:ascii="Calibri" w:cs="Calibri" w:eastAsia="Calibri" w:hAnsi="Calibri"/>
+        </w:rPr>
+        <w:t xml:space="preserve">), which missed quoting breakouts a POSIX shell allows; it now records the exact command line and reads it with POSIX shell grammar, without running anything. Against the previous labels, 108 of 2,040 changed, every one explained by cause, and </w:t>
+      </w:r>
+      <w:r>
+        <w:rPr>
+          <w:rFonts w:ascii="Calibri" w:cs="Calibri" w:eastAsia="Calibri" w:hAnsi="Calibri"/>
+          <w:b/>
+        </w:rPr>
+        <w:t xml:space="preserve">no sample from a safe prompt became vulnerable</w:t>
+      </w:r>
+      <w:r>
+        <w:rPr>
+          <w:rFonts w:ascii="Calibri" w:cs="Calibri" w:eastAsia="Calibri" w:hAnsi="Calibri"/>
+        </w:rPr>
+        <w:t xml:space="preserve">. The shipped model is trained on the corrected labels (</w:t>
+      </w:r>
+      <w:r>
+        <w:rPr>
+          <w:rFonts w:ascii="Consolas" w:cs="Consolas" w:eastAsia="Consolas" w:hAnsi="Consolas"/>
+          <w:color w:val="8A1F11"/>
+          <w:sz w:val="19"/>
+          <w:szCs w:val="19"/>
+        </w:rPr>
+        <w:t xml:space="preserve">docs/ENGINEERING_LOG.md</w:t>
+      </w:r>
+      <w:r>
+        <w:rPr>
+          <w:rFonts w:ascii="Calibri" w:cs="Calibri" w:eastAsia="Calibri" w:hAnsi="Calibri"/>
+        </w:rPr>
+        <w:t xml:space="preserve"> §14–15).</w:t>
+      </w:r>
+    </w:p>
+    <w:p>
+      <w:pPr>
+        <w:pStyle w:val="Heading3"/>
+      </w:pPr>
+      <w:r>
+        <w:rPr>
+          <w:rFonts w:ascii="Calibri" w:cs="Calibri" w:eastAsia="Calibri" w:hAnsi="Calibri"/>
+        </w:rPr>
         <w:t xml:space="preserve">What's the main weakness right now?</w:t>
       </w:r>
     </w:p>
@@ -4097,7 +4160,6 @@
         <w:rPr>
           <w:rFonts w:ascii="Calibri" w:cs="Calibri" w:eastAsia="Calibri" w:hAnsi="Calibri"/>
           <w:b/>
-          <w:bCs/>
         </w:rPr>
         <w:t xml:space="preserve">Coverage.</w:t>
       </w:r>
@@ -4105,7 +4167,7 @@
         <w:rPr>
           <w:rFonts w:ascii="Calibri" w:cs="Calibri" w:eastAsia="Calibri" w:hAnsi="Calibri"/>
         </w:rPr>
-        <w:t xml:space="preserve"> The honest certificate is stricter: α = 0.05 certifies only 29% coverage. The task is the unit of evidence, so the way to buy coverage is more tasks, not more samples per task. Two smaller ones:</w:t>
+        <w:t xml:space="preserve"> The honest certificate is stricter: α = 0.05 certifies only 32% coverage. The task is the unit of evidence, so the way to buy coverage is more tasks, not more samples per task. Two smaller ones:</w:t>
       </w:r>
     </w:p>
     <w:p>
@@ -4121,13 +4183,12 @@
         <w:rPr>
           <w:rFonts w:ascii="Calibri" w:cs="Calibri" w:eastAsia="Calibri" w:hAnsi="Calibri"/>
         </w:rPr>
-        <w:t xml:space="preserve">32% of the </w:t>
+        <w:t xml:space="preserve">27% of the </w:t>
       </w:r>
       <w:r>
         <w:rPr>
           <w:rFonts w:ascii="Calibri" w:cs="Calibri" w:eastAsia="Calibri" w:hAnsi="Calibri"/>
           <w:i/>
-          <w:iCs/>
         </w:rPr>
         <w:t xml:space="preserve">safe</w:t>
       </w:r>
@@ -4173,7 +4234,6 @@
         <w:rPr>
           <w:rFonts w:ascii="Calibri" w:cs="Calibri" w:eastAsia="Calibri" w:hAnsi="Calibri"/>
           <w:b/>
-          <w:bCs/>
         </w:rPr>
         <w:t xml:space="preserve">No — and the project now has the evidence.</w:t>
       </w:r>
@@ -4187,7 +4247,6 @@
         <w:rPr>
           <w:rFonts w:ascii="Calibri" w:cs="Calibri" w:eastAsia="Calibri" w:hAnsi="Calibri"/>
           <w:i/>
-          <w:iCs/>
         </w:rPr>
         <w:t xml:space="preserve">same</w:t>
       </w:r>
@@ -4195,7 +4254,7 @@
         <w:rPr>
           <w:rFonts w:ascii="Calibri" w:cs="Calibri" w:eastAsia="Calibri" w:hAnsi="Calibri"/>
         </w:rPr>
-        <w:t xml:space="preserve"> 516 samples with repaired oracles took the vulnerable calibration count from 8 to 25 without generating a single new sample. The labeller had been dropping or mislabelling a large share of the data: fixed-arity harnesses, a row-count SQL check, an entropy gate on passwords. Only after that did scale pay off: the 2,040-sample corpus, labelled with the repaired oracles, gives 206. "Better LLM" helped in one specific place: </w:t>
+        <w:t xml:space="preserve"> 516 samples with repaired oracles took the vulnerable calibration count from 8 to 25 without generating a single new sample. The labeller had been dropping or mislabelling a large share of the data: fixed-arity harnesses, a row-count SQL check, an entropy gate on passwords. Only after that did scale pay off: the 2,040-sample corpus, labelled with the repaired oracles, gives 218. "Better LLM" helped in one specific place: </w:t>
       </w:r>
       <w:r>
         <w:rPr>
@@ -4216,7 +4275,6 @@
         <w:rPr>
           <w:rFonts w:ascii="Calibri" w:cs="Calibri" w:eastAsia="Calibri" w:hAnsi="Calibri"/>
           <w:i/>
-          <w:iCs/>
         </w:rPr>
         <w:t xml:space="preserve">tasks</w:t>
       </w:r>
@@ -4722,7 +4780,6 @@
         <w:rPr>
           <w:rFonts w:ascii="Calibri" w:cs="Calibri" w:eastAsia="Calibri" w:hAnsi="Calibri"/>
           <w:b/>
-          <w:bCs/>
         </w:rPr>
         <w:t xml:space="preserve">Finite-sample exact, not asymptotic.</w:t>
       </w:r>
@@ -4730,7 +4787,7 @@
         <w:rPr>
           <w:rFonts w:ascii="Calibri" w:cs="Calibri" w:eastAsia="Calibri" w:hAnsi="Calibri"/>
         </w:rPr>
-        <w:t xml:space="preserve"> The certificate is valid for the calibration sample size actually on hand — relevant here specifically, since this project never has millions of labeled samples. An asymptotic-only guarantee ("valid as n → ∞") would be worthless at n = 206.</w:t>
+        <w:t xml:space="preserve"> The certificate is valid for the calibration sample size actually on hand — relevant here specifically, since this project never has millions of labeled samples. An asymptotic-only guarantee ("valid as n → ∞") would be worthless at n = 218.</w:t>
       </w:r>
     </w:p>
     <w:p>
